--- a/technical_document/docx/01_architecture/DOC-01-ARCH-03_National_Payment_Rails_and_Clearing_Integration_Architecture.docx
+++ b/technical_document/docx/01_architecture/DOC-01-ARCH-03_National_Payment_Rails_and_Clearing_Integration_Architecture.docx
@@ -1584,6 +1584,58 @@
           </w:p>
         </w:tc>
       </w:tr>
+      <w:tr>
+        <w:tc>
+          <w:tcPr>
+            <w:tcW w:type="dxa" w:w="1872"/>
+          </w:tcPr>
+          <w:p>
+            <w:r>
+              <w:t>3.1.0</w:t>
+            </w:r>
+          </w:p>
+        </w:tc>
+        <w:tc>
+          <w:tcPr>
+            <w:tcW w:type="dxa" w:w="1872"/>
+          </w:tcPr>
+          <w:p>
+            <w:r>
+              <w:t>October 2026</w:t>
+            </w:r>
+          </w:p>
+        </w:tc>
+        <w:tc>
+          <w:tcPr>
+            <w:tcW w:type="dxa" w:w="1872"/>
+          </w:tcPr>
+          <w:p>
+            <w:r>
+              <w:t>Independent Forensic Re-audit</w:t>
+            </w:r>
+          </w:p>
+        </w:tc>
+        <w:tc>
+          <w:tcPr>
+            <w:tcW w:type="dxa" w:w="1872"/>
+          </w:tcPr>
+          <w:p>
+            <w:r>
+              <w:t>Factual corrections per audit/docx_forensic_audit_2026-10-08.md</w:t>
+            </w:r>
+          </w:p>
+        </w:tc>
+        <w:tc>
+          <w:tcPr>
+            <w:tcW w:type="dxa" w:w="1872"/>
+          </w:tcPr>
+          <w:p>
+            <w:r>
+              <w:t>Applied</w:t>
+            </w:r>
+          </w:p>
+        </w:tc>
+      </w:tr>
     </w:tbl>
     <w:p>
       <w:pPr>
@@ -2707,7 +2759,7 @@
                 <w:color w:val="2D3748"/>
                 <w:sz w:val="17"/>
               </w:rPr>
-              <w:t>2 Sessions Daily</w:t>
+              <w:t>3 Sessions Daily</w:t>
             </w:r>
           </w:p>
         </w:tc>
@@ -2739,7 +2791,7 @@
                 <w:color w:val="2D3748"/>
                 <w:sz w:val="17"/>
               </w:rPr>
-              <w:t>10:30 AM &amp; 03:00 PM</w:t>
+              <w:t>S1 12:00–15:00 · S2 15:00–23:59 · S3 00:00–10:00 (same-day cut-off 12:30; closed Fri/Sat/holidays)</w:t>
             </w:r>
           </w:p>
         </w:tc>
@@ -2905,7 +2957,7 @@
                 <w:color w:val="2D3748"/>
                 <w:sz w:val="17"/>
               </w:rPr>
-              <w:t>09:30 AM – 04:00 PM</w:t>
+              <w:t>per current PSD schedule (Sunday–Thursday; illustrative 09:00–16:30)</w:t>
             </w:r>
           </w:p>
         </w:tc>
@@ -3448,6 +3500,19 @@
         <w:t>Generates an unbalanced clearing exceptions alert to the treasury desk.</w:t>
       </w:r>
     </w:p>
+    <w:p>
+      <w:r>
+        <w:rPr>
+          <w:b/>
+        </w:rPr>
+        <w:t>Addendum — v3.1.0 corrections (Independent Forensic Re-audit, 8 October 2026)</w:t>
+      </w:r>
+    </w:p>
+    <w:p>
+      <w:r>
+        <w:t>BEFTN session data refreshed (v3.1.0): three settlement sessions per working day per current Bangladesh Bank PSD operating schedule; RTGS window shown as illustrative pending the current PSD circular.</w:t>
+      </w:r>
+    </w:p>
     <w:sectPr>
       <w:headerReference w:type="default" r:id="rId9"/>
       <w:footerReference w:type="default" r:id="rId10"/>
